--- a/UKIS_DISASTER_SYSTEM_OVERVIEW.docx
+++ b/UKIS_DISASTER_SYSTEM_OVERVIEW.docx
@@ -255,7 +255,400 @@
               <w:rPr>
                 <w:sz w:val="16"/>
               </w:rPr>
+              <w:t>Zero-Data Alert Simulator (iOS/Android)</w:t>
+            </w:r>
+          </w:p>
+        </w:tc>
+        <w:tc>
+          <w:tcPr>
+            <w:tcW w:type="dxa" w:w="3312"/>
+            <w:tcMar>
+              <w:top w:w="80" w:type="dxa"/>
+              <w:bottom w:w="80" w:type="dxa"/>
+              <w:left w:w="100" w:type="dxa"/>
+              <w:right w:w="100" w:type="dxa"/>
+            </w:tcMar>
+            <w:shd w:fill="F8FAFC"/>
+          </w:tcPr>
+          <w:p>
+            <w:hyperlink r:id="rId10">
+              <w:r>
+                <w:rPr>
+                  <w:color w:val="0056B3"/>
+                  <w:u w:val="single"/>
+                  <w:b/>
+                  <w:sz w:val="19"/>
+                </w:rPr>
+                <w:t>https://frontend-rosy-phi-23.vercel.app/api/v1/alerts/mobile-broadcast</w:t>
+              </w:r>
+            </w:hyperlink>
+          </w:p>
+        </w:tc>
+        <w:tc>
+          <w:tcPr>
+            <w:tcW w:type="dxa" w:w="3312"/>
+            <w:tcMar>
+              <w:top w:w="80" w:type="dxa"/>
+              <w:bottom w:w="80" w:type="dxa"/>
+              <w:left w:w="100" w:type="dxa"/>
+              <w:right w:w="100" w:type="dxa"/>
+            </w:tcMar>
+            <w:shd w:fill="F8FAFC"/>
+          </w:tcPr>
+          <w:p>
+            <w:r>
+              <w:rPr>
+                <w:sz w:val="16"/>
+              </w:rPr>
+              <w:t>3GPP TS 23.041 zero-data &amp; grid power failure mobile broadcast test API</w:t>
+            </w:r>
+          </w:p>
+        </w:tc>
+      </w:tr>
+      <w:tr>
+        <w:tc>
+          <w:tcPr>
+            <w:tcW w:type="dxa" w:w="3312"/>
+            <w:tcMar>
+              <w:top w:w="80" w:type="dxa"/>
+              <w:bottom w:w="80" w:type="dxa"/>
+              <w:left w:w="100" w:type="dxa"/>
+              <w:right w:w="100" w:type="dxa"/>
+            </w:tcMar>
+          </w:tcPr>
+          <w:p>
+            <w:r>
+              <w:rPr>
+                <w:sz w:val="16"/>
+              </w:rPr>
               <w:t>Interactive AI Commander Bot</w:t>
+            </w:r>
+          </w:p>
+        </w:tc>
+        <w:tc>
+          <w:tcPr>
+            <w:tcW w:type="dxa" w:w="3312"/>
+            <w:tcMar>
+              <w:top w:w="80" w:type="dxa"/>
+              <w:bottom w:w="80" w:type="dxa"/>
+              <w:left w:w="100" w:type="dxa"/>
+              <w:right w:w="100" w:type="dxa"/>
+            </w:tcMar>
+          </w:tcPr>
+          <w:p>
+            <w:hyperlink r:id="rId9">
+              <w:r>
+                <w:rPr>
+                  <w:color w:val="0056B3"/>
+                  <w:u w:val="single"/>
+                  <w:b/>
+                  <w:sz w:val="19"/>
+                </w:rPr>
+                <w:t>https://frontend-rosy-phi-23.vercel.app</w:t>
+              </w:r>
+            </w:hyperlink>
+          </w:p>
+        </w:tc>
+        <w:tc>
+          <w:tcPr>
+            <w:tcW w:type="dxa" w:w="3312"/>
+            <w:tcMar>
+              <w:top w:w="80" w:type="dxa"/>
+              <w:bottom w:w="80" w:type="dxa"/>
+              <w:left w:w="100" w:type="dxa"/>
+              <w:right w:w="100" w:type="dxa"/>
+            </w:tcMar>
+          </w:tcPr>
+          <w:p>
+            <w:r>
+              <w:rPr>
+                <w:sz w:val="16"/>
+              </w:rPr>
+              <w:t>Click bottom-right floating bot. Answers evacuation queries, hazard reasons, and SOPs</w:t>
+            </w:r>
+          </w:p>
+        </w:tc>
+      </w:tr>
+      <w:tr>
+        <w:tc>
+          <w:tcPr>
+            <w:tcW w:type="dxa" w:w="3312"/>
+            <w:tcMar>
+              <w:top w:w="80" w:type="dxa"/>
+              <w:bottom w:w="80" w:type="dxa"/>
+              <w:left w:w="100" w:type="dxa"/>
+              <w:right w:w="100" w:type="dxa"/>
+            </w:tcMar>
+            <w:shd w:fill="F8FAFC"/>
+          </w:tcPr>
+          <w:p>
+            <w:r>
+              <w:rPr>
+                <w:sz w:val="16"/>
+              </w:rPr>
+              <w:t>ISRO Bhuvan GIS Emergency Map</w:t>
+            </w:r>
+          </w:p>
+        </w:tc>
+        <w:tc>
+          <w:tcPr>
+            <w:tcW w:type="dxa" w:w="3312"/>
+            <w:tcMar>
+              <w:top w:w="80" w:type="dxa"/>
+              <w:bottom w:w="80" w:type="dxa"/>
+              <w:left w:w="100" w:type="dxa"/>
+              <w:right w:w="100" w:type="dxa"/>
+            </w:tcMar>
+            <w:shd w:fill="F8FAFC"/>
+          </w:tcPr>
+          <w:p>
+            <w:hyperlink r:id="rId11">
+              <w:r>
+                <w:rPr>
+                  <w:color w:val="0056B3"/>
+                  <w:u w:val="single"/>
+                  <w:b/>
+                  <w:sz w:val="19"/>
+                </w:rPr>
+                <w:t>https://frontend-rosy-phi-23.vercel.app/emergency</w:t>
+              </w:r>
+            </w:hyperlink>
+          </w:p>
+        </w:tc>
+        <w:tc>
+          <w:tcPr>
+            <w:tcW w:type="dxa" w:w="3312"/>
+            <w:tcMar>
+              <w:top w:w="80" w:type="dxa"/>
+              <w:bottom w:w="80" w:type="dxa"/>
+              <w:left w:w="100" w:type="dxa"/>
+              <w:right w:w="100" w:type="dxa"/>
+            </w:tcMar>
+            <w:shd w:fill="F8FAFC"/>
+          </w:tcPr>
+          <w:p>
+            <w:r>
+              <w:rPr>
+                <w:sz w:val="16"/>
+              </w:rPr>
+              <w:t>Interactive 14-hazard spatial grid, satellite/terrain layers &amp; telemetry badges</w:t>
+            </w:r>
+          </w:p>
+        </w:tc>
+      </w:tr>
+      <w:tr>
+        <w:tc>
+          <w:tcPr>
+            <w:tcW w:type="dxa" w:w="3312"/>
+            <w:tcMar>
+              <w:top w:w="80" w:type="dxa"/>
+              <w:bottom w:w="80" w:type="dxa"/>
+              <w:left w:w="100" w:type="dxa"/>
+              <w:right w:w="100" w:type="dxa"/>
+            </w:tcMar>
+          </w:tcPr>
+          <w:p>
+            <w:r>
+              <w:rPr>
+                <w:sz w:val="16"/>
+              </w:rPr>
+              <w:t>DMMC Ops Control &amp; SMS Dispatcher</w:t>
+            </w:r>
+          </w:p>
+        </w:tc>
+        <w:tc>
+          <w:tcPr>
+            <w:tcW w:type="dxa" w:w="3312"/>
+            <w:tcMar>
+              <w:top w:w="80" w:type="dxa"/>
+              <w:bottom w:w="80" w:type="dxa"/>
+              <w:left w:w="100" w:type="dxa"/>
+              <w:right w:w="100" w:type="dxa"/>
+            </w:tcMar>
+          </w:tcPr>
+          <w:p>
+            <w:hyperlink r:id="rId12">
+              <w:r>
+                <w:rPr>
+                  <w:color w:val="0056B3"/>
+                  <w:u w:val="single"/>
+                  <w:b/>
+                  <w:sz w:val="19"/>
+                </w:rPr>
+                <w:t>https://frontend-rosy-phi-23.vercel.app/admin</w:t>
+              </w:r>
+            </w:hyperlink>
+          </w:p>
+        </w:tc>
+        <w:tc>
+          <w:tcPr>
+            <w:tcW w:type="dxa" w:w="3312"/>
+            <w:tcMar>
+              <w:top w:w="80" w:type="dxa"/>
+              <w:bottom w:w="80" w:type="dxa"/>
+              <w:left w:w="100" w:type="dxa"/>
+              <w:right w:w="100" w:type="dxa"/>
+            </w:tcMar>
+          </w:tcPr>
+          <w:p>
+            <w:r>
+              <w:rPr>
+                <w:sz w:val="16"/>
+              </w:rPr>
+              <w:t>Tab 7: Test live multilingual SMS push &amp; dispatch automated voice calls</w:t>
+            </w:r>
+          </w:p>
+        </w:tc>
+      </w:tr>
+      <w:tr>
+        <w:tc>
+          <w:tcPr>
+            <w:tcW w:type="dxa" w:w="3312"/>
+            <w:tcMar>
+              <w:top w:w="80" w:type="dxa"/>
+              <w:bottom w:w="80" w:type="dxa"/>
+              <w:left w:w="100" w:type="dxa"/>
+              <w:right w:w="100" w:type="dxa"/>
+            </w:tcMar>
+            <w:shd w:fill="F8FAFC"/>
+          </w:tcPr>
+          <w:p>
+            <w:r>
+              <w:rPr>
+                <w:sz w:val="16"/>
+              </w:rPr>
+              <w:t>Evacuation Shelters Directory</w:t>
+            </w:r>
+          </w:p>
+        </w:tc>
+        <w:tc>
+          <w:tcPr>
+            <w:tcW w:type="dxa" w:w="3312"/>
+            <w:tcMar>
+              <w:top w:w="80" w:type="dxa"/>
+              <w:bottom w:w="80" w:type="dxa"/>
+              <w:left w:w="100" w:type="dxa"/>
+              <w:right w:w="100" w:type="dxa"/>
+            </w:tcMar>
+            <w:shd w:fill="F8FAFC"/>
+          </w:tcPr>
+          <w:p>
+            <w:hyperlink r:id="rId13">
+              <w:r>
+                <w:rPr>
+                  <w:color w:val="0056B3"/>
+                  <w:u w:val="single"/>
+                  <w:b/>
+                  <w:sz w:val="19"/>
+                </w:rPr>
+                <w:t>https://frontend-rosy-phi-23.vercel.app/shelters</w:t>
+              </w:r>
+            </w:hyperlink>
+          </w:p>
+        </w:tc>
+        <w:tc>
+          <w:tcPr>
+            <w:tcW w:type="dxa" w:w="3312"/>
+            <w:tcMar>
+              <w:top w:w="80" w:type="dxa"/>
+              <w:bottom w:w="80" w:type="dxa"/>
+              <w:left w:w="100" w:type="dxa"/>
+              <w:right w:w="100" w:type="dxa"/>
+            </w:tcMar>
+            <w:shd w:fill="F8FAFC"/>
+          </w:tcPr>
+          <w:p>
+            <w:r>
+              <w:rPr>
+                <w:sz w:val="16"/>
+              </w:rPr>
+              <w:t>High-ground shelter capacities, GPS coordinates &amp; emergency supply tracking</w:t>
+            </w:r>
+          </w:p>
+        </w:tc>
+      </w:tr>
+      <w:tr>
+        <w:tc>
+          <w:tcPr>
+            <w:tcW w:type="dxa" w:w="3312"/>
+            <w:tcMar>
+              <w:top w:w="80" w:type="dxa"/>
+              <w:bottom w:w="80" w:type="dxa"/>
+              <w:left w:w="100" w:type="dxa"/>
+              <w:right w:w="100" w:type="dxa"/>
+            </w:tcMar>
+          </w:tcPr>
+          <w:p>
+            <w:r>
+              <w:rPr>
+                <w:sz w:val="16"/>
+              </w:rPr>
+              <w:t>Citizen Emergency Guidebook</w:t>
+            </w:r>
+          </w:p>
+        </w:tc>
+        <w:tc>
+          <w:tcPr>
+            <w:tcW w:type="dxa" w:w="3312"/>
+            <w:tcMar>
+              <w:top w:w="80" w:type="dxa"/>
+              <w:bottom w:w="80" w:type="dxa"/>
+              <w:left w:w="100" w:type="dxa"/>
+              <w:right w:w="100" w:type="dxa"/>
+            </w:tcMar>
+          </w:tcPr>
+          <w:p>
+            <w:hyperlink r:id="rId14">
+              <w:r>
+                <w:rPr>
+                  <w:color w:val="0056B3"/>
+                  <w:u w:val="single"/>
+                  <w:b/>
+                  <w:sz w:val="19"/>
+                </w:rPr>
+                <w:t>https://frontend-rosy-phi-23.vercel.app/guidebook</w:t>
+              </w:r>
+            </w:hyperlink>
+          </w:p>
+        </w:tc>
+        <w:tc>
+          <w:tcPr>
+            <w:tcW w:type="dxa" w:w="3312"/>
+            <w:tcMar>
+              <w:top w:w="80" w:type="dxa"/>
+              <w:bottom w:w="80" w:type="dxa"/>
+              <w:left w:w="100" w:type="dxa"/>
+              <w:right w:w="100" w:type="dxa"/>
+            </w:tcMar>
+          </w:tcPr>
+          <w:p>
+            <w:r>
+              <w:rPr>
+                <w:sz w:val="16"/>
+              </w:rPr>
+              <w:t>Offline survival protocols, flash flood evacuation rules &amp; hotlines (112 / 1070)</w:t>
+            </w:r>
+          </w:p>
+        </w:tc>
+      </w:tr>
+      <w:tr>
+        <w:tc>
+          <w:tcPr>
+            <w:tcW w:type="dxa" w:w="3312"/>
+            <w:tcMar>
+              <w:top w:w="80" w:type="dxa"/>
+              <w:bottom w:w="80" w:type="dxa"/>
+              <w:left w:w="100" w:type="dxa"/>
+              <w:right w:w="100" w:type="dxa"/>
+            </w:tcMar>
+            <w:shd w:fill="F8FAFC"/>
+          </w:tcPr>
+          <w:p>
+            <w:r>
+              <w:rPr>
+                <w:sz w:val="16"/>
+              </w:rPr>
+              <w:t>Permanent 24/7 Cloud Link (Vercel)</w:t>
             </w:r>
           </w:p>
         </w:tc>
@@ -300,7 +693,7 @@
               <w:rPr>
                 <w:sz w:val="16"/>
               </w:rPr>
-              <w:t>Click bottom-right floating bot. Answers evacuation queries, hazard reasons, and SOPs</w:t>
+              <w:t>Permanent production deployment hosted on Vercel's global edge network</w:t>
             </w:r>
           </w:p>
         </w:tc>
@@ -321,7 +714,7 @@
               <w:rPr>
                 <w:sz w:val="16"/>
               </w:rPr>
-              <w:t>ISRO Bhuvan GIS Emergency Map</w:t>
+              <w:t>Official GitHub Repository (Dual-Sync)</w:t>
             </w:r>
           </w:p>
         </w:tc>
@@ -336,7 +729,7 @@
             </w:tcMar>
           </w:tcPr>
           <w:p>
-            <w:hyperlink r:id="rId10">
+            <w:hyperlink r:id="rId15">
               <w:r>
                 <w:rPr>
                   <w:color w:val="0056B3"/>
@@ -344,7 +737,7 @@
                   <w:b/>
                   <w:sz w:val="19"/>
                 </w:rPr>
-                <w:t>https://frontend-rosy-phi-23.vercel.app/emergency</w:t>
+                <w:t>https://github.com/adityajoshi202424-commits/ukis-mountain-disaster-early-warning</w:t>
               </w:r>
             </w:hyperlink>
           </w:p>
@@ -364,269 +757,7 @@
               <w:rPr>
                 <w:sz w:val="16"/>
               </w:rPr>
-              <w:t>Interactive 14-hazard spatial grid, satellite/terrain layers &amp; telemetry badges</w:t>
-            </w:r>
-          </w:p>
-        </w:tc>
-      </w:tr>
-      <w:tr>
-        <w:tc>
-          <w:tcPr>
-            <w:tcW w:type="dxa" w:w="3312"/>
-            <w:tcMar>
-              <w:top w:w="80" w:type="dxa"/>
-              <w:bottom w:w="80" w:type="dxa"/>
-              <w:left w:w="100" w:type="dxa"/>
-              <w:right w:w="100" w:type="dxa"/>
-            </w:tcMar>
-            <w:shd w:fill="F8FAFC"/>
-          </w:tcPr>
-          <w:p>
-            <w:r>
-              <w:rPr>
-                <w:sz w:val="16"/>
-              </w:rPr>
-              <w:t>DMMC Ops Control &amp; SMS Dispatcher</w:t>
-            </w:r>
-          </w:p>
-        </w:tc>
-        <w:tc>
-          <w:tcPr>
-            <w:tcW w:type="dxa" w:w="3312"/>
-            <w:tcMar>
-              <w:top w:w="80" w:type="dxa"/>
-              <w:bottom w:w="80" w:type="dxa"/>
-              <w:left w:w="100" w:type="dxa"/>
-              <w:right w:w="100" w:type="dxa"/>
-            </w:tcMar>
-            <w:shd w:fill="F8FAFC"/>
-          </w:tcPr>
-          <w:p>
-            <w:hyperlink r:id="rId11">
-              <w:r>
-                <w:rPr>
-                  <w:color w:val="0056B3"/>
-                  <w:u w:val="single"/>
-                  <w:b/>
-                  <w:sz w:val="19"/>
-                </w:rPr>
-                <w:t>https://frontend-rosy-phi-23.vercel.app/admin</w:t>
-              </w:r>
-            </w:hyperlink>
-          </w:p>
-        </w:tc>
-        <w:tc>
-          <w:tcPr>
-            <w:tcW w:type="dxa" w:w="3312"/>
-            <w:tcMar>
-              <w:top w:w="80" w:type="dxa"/>
-              <w:bottom w:w="80" w:type="dxa"/>
-              <w:left w:w="100" w:type="dxa"/>
-              <w:right w:w="100" w:type="dxa"/>
-            </w:tcMar>
-            <w:shd w:fill="F8FAFC"/>
-          </w:tcPr>
-          <w:p>
-            <w:r>
-              <w:rPr>
-                <w:sz w:val="16"/>
-              </w:rPr>
-              <w:t>Tab 7: Test live multilingual SMS push &amp; dispatch automated voice calls</w:t>
-            </w:r>
-          </w:p>
-        </w:tc>
-      </w:tr>
-      <w:tr>
-        <w:tc>
-          <w:tcPr>
-            <w:tcW w:type="dxa" w:w="3312"/>
-            <w:tcMar>
-              <w:top w:w="80" w:type="dxa"/>
-              <w:bottom w:w="80" w:type="dxa"/>
-              <w:left w:w="100" w:type="dxa"/>
-              <w:right w:w="100" w:type="dxa"/>
-            </w:tcMar>
-          </w:tcPr>
-          <w:p>
-            <w:r>
-              <w:rPr>
-                <w:sz w:val="16"/>
-              </w:rPr>
-              <w:t>Evacuation Shelters Directory</w:t>
-            </w:r>
-          </w:p>
-        </w:tc>
-        <w:tc>
-          <w:tcPr>
-            <w:tcW w:type="dxa" w:w="3312"/>
-            <w:tcMar>
-              <w:top w:w="80" w:type="dxa"/>
-              <w:bottom w:w="80" w:type="dxa"/>
-              <w:left w:w="100" w:type="dxa"/>
-              <w:right w:w="100" w:type="dxa"/>
-            </w:tcMar>
-          </w:tcPr>
-          <w:p>
-            <w:hyperlink r:id="rId12">
-              <w:r>
-                <w:rPr>
-                  <w:color w:val="0056B3"/>
-                  <w:u w:val="single"/>
-                  <w:b/>
-                  <w:sz w:val="19"/>
-                </w:rPr>
-                <w:t>https://frontend-rosy-phi-23.vercel.app/shelters</w:t>
-              </w:r>
-            </w:hyperlink>
-          </w:p>
-        </w:tc>
-        <w:tc>
-          <w:tcPr>
-            <w:tcW w:type="dxa" w:w="3312"/>
-            <w:tcMar>
-              <w:top w:w="80" w:type="dxa"/>
-              <w:bottom w:w="80" w:type="dxa"/>
-              <w:left w:w="100" w:type="dxa"/>
-              <w:right w:w="100" w:type="dxa"/>
-            </w:tcMar>
-          </w:tcPr>
-          <w:p>
-            <w:r>
-              <w:rPr>
-                <w:sz w:val="16"/>
-              </w:rPr>
-              <w:t>High-ground shelter capacities, GPS coordinates &amp; emergency supply tracking</w:t>
-            </w:r>
-          </w:p>
-        </w:tc>
-      </w:tr>
-      <w:tr>
-        <w:tc>
-          <w:tcPr>
-            <w:tcW w:type="dxa" w:w="3312"/>
-            <w:tcMar>
-              <w:top w:w="80" w:type="dxa"/>
-              <w:bottom w:w="80" w:type="dxa"/>
-              <w:left w:w="100" w:type="dxa"/>
-              <w:right w:w="100" w:type="dxa"/>
-            </w:tcMar>
-            <w:shd w:fill="F8FAFC"/>
-          </w:tcPr>
-          <w:p>
-            <w:r>
-              <w:rPr>
-                <w:sz w:val="16"/>
-              </w:rPr>
-              <w:t>Citizen Emergency Guidebook</w:t>
-            </w:r>
-          </w:p>
-        </w:tc>
-        <w:tc>
-          <w:tcPr>
-            <w:tcW w:type="dxa" w:w="3312"/>
-            <w:tcMar>
-              <w:top w:w="80" w:type="dxa"/>
-              <w:bottom w:w="80" w:type="dxa"/>
-              <w:left w:w="100" w:type="dxa"/>
-              <w:right w:w="100" w:type="dxa"/>
-            </w:tcMar>
-            <w:shd w:fill="F8FAFC"/>
-          </w:tcPr>
-          <w:p>
-            <w:hyperlink r:id="rId13">
-              <w:r>
-                <w:rPr>
-                  <w:color w:val="0056B3"/>
-                  <w:u w:val="single"/>
-                  <w:b/>
-                  <w:sz w:val="19"/>
-                </w:rPr>
-                <w:t>https://frontend-rosy-phi-23.vercel.app/guidebook</w:t>
-              </w:r>
-            </w:hyperlink>
-          </w:p>
-        </w:tc>
-        <w:tc>
-          <w:tcPr>
-            <w:tcW w:type="dxa" w:w="3312"/>
-            <w:tcMar>
-              <w:top w:w="80" w:type="dxa"/>
-              <w:bottom w:w="80" w:type="dxa"/>
-              <w:left w:w="100" w:type="dxa"/>
-              <w:right w:w="100" w:type="dxa"/>
-            </w:tcMar>
-            <w:shd w:fill="F8FAFC"/>
-          </w:tcPr>
-          <w:p>
-            <w:r>
-              <w:rPr>
-                <w:sz w:val="16"/>
-              </w:rPr>
-              <w:t>Offline survival protocols, flash flood evacuation rules &amp; hotlines (112 / 1070)</w:t>
-            </w:r>
-          </w:p>
-        </w:tc>
-      </w:tr>
-      <w:tr>
-        <w:tc>
-          <w:tcPr>
-            <w:tcW w:type="dxa" w:w="3312"/>
-            <w:tcMar>
-              <w:top w:w="80" w:type="dxa"/>
-              <w:bottom w:w="80" w:type="dxa"/>
-              <w:left w:w="100" w:type="dxa"/>
-              <w:right w:w="100" w:type="dxa"/>
-            </w:tcMar>
-          </w:tcPr>
-          <w:p>
-            <w:r>
-              <w:rPr>
-                <w:sz w:val="16"/>
-              </w:rPr>
-              <w:t>Permanent 24/7 Cloud Link (Vercel)</w:t>
-            </w:r>
-          </w:p>
-        </w:tc>
-        <w:tc>
-          <w:tcPr>
-            <w:tcW w:type="dxa" w:w="3312"/>
-            <w:tcMar>
-              <w:top w:w="80" w:type="dxa"/>
-              <w:bottom w:w="80" w:type="dxa"/>
-              <w:left w:w="100" w:type="dxa"/>
-              <w:right w:w="100" w:type="dxa"/>
-            </w:tcMar>
-          </w:tcPr>
-          <w:p>
-            <w:hyperlink r:id="rId9">
-              <w:r>
-                <w:rPr>
-                  <w:color w:val="0056B3"/>
-                  <w:u w:val="single"/>
-                  <w:b/>
-                  <w:sz w:val="19"/>
-                </w:rPr>
-                <w:t>https://frontend-rosy-phi-23.vercel.app</w:t>
-              </w:r>
-            </w:hyperlink>
-          </w:p>
-        </w:tc>
-        <w:tc>
-          <w:tcPr>
-            <w:tcW w:type="dxa" w:w="3312"/>
-            <w:tcMar>
-              <w:top w:w="80" w:type="dxa"/>
-              <w:bottom w:w="80" w:type="dxa"/>
-              <w:left w:w="100" w:type="dxa"/>
-              <w:right w:w="100" w:type="dxa"/>
-            </w:tcMar>
-          </w:tcPr>
-          <w:p>
-            <w:r>
-              <w:rPr>
-                <w:sz w:val="16"/>
-              </w:rPr>
-              <w:t>Permanent production deployment hosted on Vercel's global edge network</w:t>
+              <w:t>Direct git tracking repo synced with Vercel production</w:t>
             </w:r>
           </w:p>
         </w:tc>

--- a/UKIS_DISASTER_SYSTEM_OVERVIEW.docx
+++ b/UKIS_DISASTER_SYSTEM_OVERVIEW.docx
@@ -255,7 +255,7 @@
               <w:rPr>
                 <w:sz w:val="16"/>
               </w:rPr>
-              <w:t>Zero-Data Alert Simulator (iOS/Android)</w:t>
+              <w:t>Mountain Intelligence Hub (7 Problem Engines)</w:t>
             </w:r>
           </w:p>
         </w:tc>
@@ -279,6 +279,71 @@
                   <w:b/>
                   <w:sz w:val="19"/>
                 </w:rPr>
+                <w:t>https://frontend-rosy-phi-23.vercel.app/mountain-intelligence</w:t>
+              </w:r>
+            </w:hyperlink>
+          </w:p>
+        </w:tc>
+        <w:tc>
+          <w:tcPr>
+            <w:tcW w:type="dxa" w:w="3312"/>
+            <w:tcMar>
+              <w:top w:w="80" w:type="dxa"/>
+              <w:bottom w:w="80" w:type="dxa"/>
+              <w:left w:w="100" w:type="dxa"/>
+              <w:right w:w="100" w:type="dxa"/>
+            </w:tcMar>
+            <w:shd w:fill="F8FAFC"/>
+          </w:tcPr>
+          <w:p>
+            <w:r>
+              <w:rPr>
+                <w:sz w:val="16"/>
+              </w:rPr>
+              <w:t>Live empirical modeling of GLOFs, cloudbursts, canyon hydraulics, seismic cascades &amp; sensor mortality</w:t>
+            </w:r>
+          </w:p>
+        </w:tc>
+      </w:tr>
+      <w:tr>
+        <w:tc>
+          <w:tcPr>
+            <w:tcW w:type="dxa" w:w="3312"/>
+            <w:tcMar>
+              <w:top w:w="80" w:type="dxa"/>
+              <w:bottom w:w="80" w:type="dxa"/>
+              <w:left w:w="100" w:type="dxa"/>
+              <w:right w:w="100" w:type="dxa"/>
+            </w:tcMar>
+          </w:tcPr>
+          <w:p>
+            <w:r>
+              <w:rPr>
+                <w:sz w:val="16"/>
+              </w:rPr>
+              <w:t>Zero-Data Alert Simulator (iOS/Android)</w:t>
+            </w:r>
+          </w:p>
+        </w:tc>
+        <w:tc>
+          <w:tcPr>
+            <w:tcW w:type="dxa" w:w="3312"/>
+            <w:tcMar>
+              <w:top w:w="80" w:type="dxa"/>
+              <w:bottom w:w="80" w:type="dxa"/>
+              <w:left w:w="100" w:type="dxa"/>
+              <w:right w:w="100" w:type="dxa"/>
+            </w:tcMar>
+          </w:tcPr>
+          <w:p>
+            <w:hyperlink r:id="rId11">
+              <w:r>
+                <w:rPr>
+                  <w:color w:val="0056B3"/>
+                  <w:u w:val="single"/>
+                  <w:b/>
+                  <w:sz w:val="19"/>
+                </w:rPr>
                 <w:t>https://frontend-rosy-phi-23.vercel.app/api/v1/alerts/mobile-broadcast</w:t>
               </w:r>
             </w:hyperlink>
@@ -293,7 +358,6 @@
               <w:left w:w="100" w:type="dxa"/>
               <w:right w:w="100" w:type="dxa"/>
             </w:tcMar>
-            <w:shd w:fill="F8FAFC"/>
           </w:tcPr>
           <w:p>
             <w:r>
@@ -315,6 +379,7 @@
               <w:left w:w="100" w:type="dxa"/>
               <w:right w:w="100" w:type="dxa"/>
             </w:tcMar>
+            <w:shd w:fill="F8FAFC"/>
           </w:tcPr>
           <w:p>
             <w:r>
@@ -322,333 +387,6 @@
                 <w:sz w:val="16"/>
               </w:rPr>
               <w:t>Interactive AI Commander Bot</w:t>
-            </w:r>
-          </w:p>
-        </w:tc>
-        <w:tc>
-          <w:tcPr>
-            <w:tcW w:type="dxa" w:w="3312"/>
-            <w:tcMar>
-              <w:top w:w="80" w:type="dxa"/>
-              <w:bottom w:w="80" w:type="dxa"/>
-              <w:left w:w="100" w:type="dxa"/>
-              <w:right w:w="100" w:type="dxa"/>
-            </w:tcMar>
-          </w:tcPr>
-          <w:p>
-            <w:hyperlink r:id="rId9">
-              <w:r>
-                <w:rPr>
-                  <w:color w:val="0056B3"/>
-                  <w:u w:val="single"/>
-                  <w:b/>
-                  <w:sz w:val="19"/>
-                </w:rPr>
-                <w:t>https://frontend-rosy-phi-23.vercel.app</w:t>
-              </w:r>
-            </w:hyperlink>
-          </w:p>
-        </w:tc>
-        <w:tc>
-          <w:tcPr>
-            <w:tcW w:type="dxa" w:w="3312"/>
-            <w:tcMar>
-              <w:top w:w="80" w:type="dxa"/>
-              <w:bottom w:w="80" w:type="dxa"/>
-              <w:left w:w="100" w:type="dxa"/>
-              <w:right w:w="100" w:type="dxa"/>
-            </w:tcMar>
-          </w:tcPr>
-          <w:p>
-            <w:r>
-              <w:rPr>
-                <w:sz w:val="16"/>
-              </w:rPr>
-              <w:t>Click bottom-right floating bot. Answers evacuation queries, hazard reasons, and SOPs</w:t>
-            </w:r>
-          </w:p>
-        </w:tc>
-      </w:tr>
-      <w:tr>
-        <w:tc>
-          <w:tcPr>
-            <w:tcW w:type="dxa" w:w="3312"/>
-            <w:tcMar>
-              <w:top w:w="80" w:type="dxa"/>
-              <w:bottom w:w="80" w:type="dxa"/>
-              <w:left w:w="100" w:type="dxa"/>
-              <w:right w:w="100" w:type="dxa"/>
-            </w:tcMar>
-            <w:shd w:fill="F8FAFC"/>
-          </w:tcPr>
-          <w:p>
-            <w:r>
-              <w:rPr>
-                <w:sz w:val="16"/>
-              </w:rPr>
-              <w:t>ISRO Bhuvan GIS Emergency Map</w:t>
-            </w:r>
-          </w:p>
-        </w:tc>
-        <w:tc>
-          <w:tcPr>
-            <w:tcW w:type="dxa" w:w="3312"/>
-            <w:tcMar>
-              <w:top w:w="80" w:type="dxa"/>
-              <w:bottom w:w="80" w:type="dxa"/>
-              <w:left w:w="100" w:type="dxa"/>
-              <w:right w:w="100" w:type="dxa"/>
-            </w:tcMar>
-            <w:shd w:fill="F8FAFC"/>
-          </w:tcPr>
-          <w:p>
-            <w:hyperlink r:id="rId11">
-              <w:r>
-                <w:rPr>
-                  <w:color w:val="0056B3"/>
-                  <w:u w:val="single"/>
-                  <w:b/>
-                  <w:sz w:val="19"/>
-                </w:rPr>
-                <w:t>https://frontend-rosy-phi-23.vercel.app/emergency</w:t>
-              </w:r>
-            </w:hyperlink>
-          </w:p>
-        </w:tc>
-        <w:tc>
-          <w:tcPr>
-            <w:tcW w:type="dxa" w:w="3312"/>
-            <w:tcMar>
-              <w:top w:w="80" w:type="dxa"/>
-              <w:bottom w:w="80" w:type="dxa"/>
-              <w:left w:w="100" w:type="dxa"/>
-              <w:right w:w="100" w:type="dxa"/>
-            </w:tcMar>
-            <w:shd w:fill="F8FAFC"/>
-          </w:tcPr>
-          <w:p>
-            <w:r>
-              <w:rPr>
-                <w:sz w:val="16"/>
-              </w:rPr>
-              <w:t>Interactive 14-hazard spatial grid, satellite/terrain layers &amp; telemetry badges</w:t>
-            </w:r>
-          </w:p>
-        </w:tc>
-      </w:tr>
-      <w:tr>
-        <w:tc>
-          <w:tcPr>
-            <w:tcW w:type="dxa" w:w="3312"/>
-            <w:tcMar>
-              <w:top w:w="80" w:type="dxa"/>
-              <w:bottom w:w="80" w:type="dxa"/>
-              <w:left w:w="100" w:type="dxa"/>
-              <w:right w:w="100" w:type="dxa"/>
-            </w:tcMar>
-          </w:tcPr>
-          <w:p>
-            <w:r>
-              <w:rPr>
-                <w:sz w:val="16"/>
-              </w:rPr>
-              <w:t>DMMC Ops Control &amp; SMS Dispatcher</w:t>
-            </w:r>
-          </w:p>
-        </w:tc>
-        <w:tc>
-          <w:tcPr>
-            <w:tcW w:type="dxa" w:w="3312"/>
-            <w:tcMar>
-              <w:top w:w="80" w:type="dxa"/>
-              <w:bottom w:w="80" w:type="dxa"/>
-              <w:left w:w="100" w:type="dxa"/>
-              <w:right w:w="100" w:type="dxa"/>
-            </w:tcMar>
-          </w:tcPr>
-          <w:p>
-            <w:hyperlink r:id="rId12">
-              <w:r>
-                <w:rPr>
-                  <w:color w:val="0056B3"/>
-                  <w:u w:val="single"/>
-                  <w:b/>
-                  <w:sz w:val="19"/>
-                </w:rPr>
-                <w:t>https://frontend-rosy-phi-23.vercel.app/admin</w:t>
-              </w:r>
-            </w:hyperlink>
-          </w:p>
-        </w:tc>
-        <w:tc>
-          <w:tcPr>
-            <w:tcW w:type="dxa" w:w="3312"/>
-            <w:tcMar>
-              <w:top w:w="80" w:type="dxa"/>
-              <w:bottom w:w="80" w:type="dxa"/>
-              <w:left w:w="100" w:type="dxa"/>
-              <w:right w:w="100" w:type="dxa"/>
-            </w:tcMar>
-          </w:tcPr>
-          <w:p>
-            <w:r>
-              <w:rPr>
-                <w:sz w:val="16"/>
-              </w:rPr>
-              <w:t>Tab 7: Test live multilingual SMS push &amp; dispatch automated voice calls</w:t>
-            </w:r>
-          </w:p>
-        </w:tc>
-      </w:tr>
-      <w:tr>
-        <w:tc>
-          <w:tcPr>
-            <w:tcW w:type="dxa" w:w="3312"/>
-            <w:tcMar>
-              <w:top w:w="80" w:type="dxa"/>
-              <w:bottom w:w="80" w:type="dxa"/>
-              <w:left w:w="100" w:type="dxa"/>
-              <w:right w:w="100" w:type="dxa"/>
-            </w:tcMar>
-            <w:shd w:fill="F8FAFC"/>
-          </w:tcPr>
-          <w:p>
-            <w:r>
-              <w:rPr>
-                <w:sz w:val="16"/>
-              </w:rPr>
-              <w:t>Evacuation Shelters Directory</w:t>
-            </w:r>
-          </w:p>
-        </w:tc>
-        <w:tc>
-          <w:tcPr>
-            <w:tcW w:type="dxa" w:w="3312"/>
-            <w:tcMar>
-              <w:top w:w="80" w:type="dxa"/>
-              <w:bottom w:w="80" w:type="dxa"/>
-              <w:left w:w="100" w:type="dxa"/>
-              <w:right w:w="100" w:type="dxa"/>
-            </w:tcMar>
-            <w:shd w:fill="F8FAFC"/>
-          </w:tcPr>
-          <w:p>
-            <w:hyperlink r:id="rId13">
-              <w:r>
-                <w:rPr>
-                  <w:color w:val="0056B3"/>
-                  <w:u w:val="single"/>
-                  <w:b/>
-                  <w:sz w:val="19"/>
-                </w:rPr>
-                <w:t>https://frontend-rosy-phi-23.vercel.app/shelters</w:t>
-              </w:r>
-            </w:hyperlink>
-          </w:p>
-        </w:tc>
-        <w:tc>
-          <w:tcPr>
-            <w:tcW w:type="dxa" w:w="3312"/>
-            <w:tcMar>
-              <w:top w:w="80" w:type="dxa"/>
-              <w:bottom w:w="80" w:type="dxa"/>
-              <w:left w:w="100" w:type="dxa"/>
-              <w:right w:w="100" w:type="dxa"/>
-            </w:tcMar>
-            <w:shd w:fill="F8FAFC"/>
-          </w:tcPr>
-          <w:p>
-            <w:r>
-              <w:rPr>
-                <w:sz w:val="16"/>
-              </w:rPr>
-              <w:t>High-ground shelter capacities, GPS coordinates &amp; emergency supply tracking</w:t>
-            </w:r>
-          </w:p>
-        </w:tc>
-      </w:tr>
-      <w:tr>
-        <w:tc>
-          <w:tcPr>
-            <w:tcW w:type="dxa" w:w="3312"/>
-            <w:tcMar>
-              <w:top w:w="80" w:type="dxa"/>
-              <w:bottom w:w="80" w:type="dxa"/>
-              <w:left w:w="100" w:type="dxa"/>
-              <w:right w:w="100" w:type="dxa"/>
-            </w:tcMar>
-          </w:tcPr>
-          <w:p>
-            <w:r>
-              <w:rPr>
-                <w:sz w:val="16"/>
-              </w:rPr>
-              <w:t>Citizen Emergency Guidebook</w:t>
-            </w:r>
-          </w:p>
-        </w:tc>
-        <w:tc>
-          <w:tcPr>
-            <w:tcW w:type="dxa" w:w="3312"/>
-            <w:tcMar>
-              <w:top w:w="80" w:type="dxa"/>
-              <w:bottom w:w="80" w:type="dxa"/>
-              <w:left w:w="100" w:type="dxa"/>
-              <w:right w:w="100" w:type="dxa"/>
-            </w:tcMar>
-          </w:tcPr>
-          <w:p>
-            <w:hyperlink r:id="rId14">
-              <w:r>
-                <w:rPr>
-                  <w:color w:val="0056B3"/>
-                  <w:u w:val="single"/>
-                  <w:b/>
-                  <w:sz w:val="19"/>
-                </w:rPr>
-                <w:t>https://frontend-rosy-phi-23.vercel.app/guidebook</w:t>
-              </w:r>
-            </w:hyperlink>
-          </w:p>
-        </w:tc>
-        <w:tc>
-          <w:tcPr>
-            <w:tcW w:type="dxa" w:w="3312"/>
-            <w:tcMar>
-              <w:top w:w="80" w:type="dxa"/>
-              <w:bottom w:w="80" w:type="dxa"/>
-              <w:left w:w="100" w:type="dxa"/>
-              <w:right w:w="100" w:type="dxa"/>
-            </w:tcMar>
-          </w:tcPr>
-          <w:p>
-            <w:r>
-              <w:rPr>
-                <w:sz w:val="16"/>
-              </w:rPr>
-              <w:t>Offline survival protocols, flash flood evacuation rules &amp; hotlines (112 / 1070)</w:t>
-            </w:r>
-          </w:p>
-        </w:tc>
-      </w:tr>
-      <w:tr>
-        <w:tc>
-          <w:tcPr>
-            <w:tcW w:type="dxa" w:w="3312"/>
-            <w:tcMar>
-              <w:top w:w="80" w:type="dxa"/>
-              <w:bottom w:w="80" w:type="dxa"/>
-              <w:left w:w="100" w:type="dxa"/>
-              <w:right w:w="100" w:type="dxa"/>
-            </w:tcMar>
-            <w:shd w:fill="F8FAFC"/>
-          </w:tcPr>
-          <w:p>
-            <w:r>
-              <w:rPr>
-                <w:sz w:val="16"/>
-              </w:rPr>
-              <w:t>Permanent 24/7 Cloud Link (Vercel)</w:t>
             </w:r>
           </w:p>
         </w:tc>
@@ -693,7 +431,7 @@
               <w:rPr>
                 <w:sz w:val="16"/>
               </w:rPr>
-              <w:t>Permanent production deployment hosted on Vercel's global edge network</w:t>
+              <w:t>Click bottom-right floating bot. Answers evacuation queries, hazard reasons, and SOPs</w:t>
             </w:r>
           </w:p>
         </w:tc>
@@ -714,7 +452,7 @@
               <w:rPr>
                 <w:sz w:val="16"/>
               </w:rPr>
-              <w:t>Official GitHub Repository (Dual-Sync)</w:t>
+              <w:t>ISRO Bhuvan GIS Emergency Map</w:t>
             </w:r>
           </w:p>
         </w:tc>
@@ -729,7 +467,335 @@
             </w:tcMar>
           </w:tcPr>
           <w:p>
+            <w:hyperlink r:id="rId12">
+              <w:r>
+                <w:rPr>
+                  <w:color w:val="0056B3"/>
+                  <w:u w:val="single"/>
+                  <w:b/>
+                  <w:sz w:val="19"/>
+                </w:rPr>
+                <w:t>https://frontend-rosy-phi-23.vercel.app/emergency</w:t>
+              </w:r>
+            </w:hyperlink>
+          </w:p>
+        </w:tc>
+        <w:tc>
+          <w:tcPr>
+            <w:tcW w:type="dxa" w:w="3312"/>
+            <w:tcMar>
+              <w:top w:w="80" w:type="dxa"/>
+              <w:bottom w:w="80" w:type="dxa"/>
+              <w:left w:w="100" w:type="dxa"/>
+              <w:right w:w="100" w:type="dxa"/>
+            </w:tcMar>
+          </w:tcPr>
+          <w:p>
+            <w:r>
+              <w:rPr>
+                <w:sz w:val="16"/>
+              </w:rPr>
+              <w:t>Interactive 14-hazard spatial grid, satellite/terrain layers &amp; telemetry badges</w:t>
+            </w:r>
+          </w:p>
+        </w:tc>
+      </w:tr>
+      <w:tr>
+        <w:tc>
+          <w:tcPr>
+            <w:tcW w:type="dxa" w:w="3312"/>
+            <w:tcMar>
+              <w:top w:w="80" w:type="dxa"/>
+              <w:bottom w:w="80" w:type="dxa"/>
+              <w:left w:w="100" w:type="dxa"/>
+              <w:right w:w="100" w:type="dxa"/>
+            </w:tcMar>
+            <w:shd w:fill="F8FAFC"/>
+          </w:tcPr>
+          <w:p>
+            <w:r>
+              <w:rPr>
+                <w:sz w:val="16"/>
+              </w:rPr>
+              <w:t>DMMC Ops Control &amp; SMS Dispatcher</w:t>
+            </w:r>
+          </w:p>
+        </w:tc>
+        <w:tc>
+          <w:tcPr>
+            <w:tcW w:type="dxa" w:w="3312"/>
+            <w:tcMar>
+              <w:top w:w="80" w:type="dxa"/>
+              <w:bottom w:w="80" w:type="dxa"/>
+              <w:left w:w="100" w:type="dxa"/>
+              <w:right w:w="100" w:type="dxa"/>
+            </w:tcMar>
+            <w:shd w:fill="F8FAFC"/>
+          </w:tcPr>
+          <w:p>
+            <w:hyperlink r:id="rId13">
+              <w:r>
+                <w:rPr>
+                  <w:color w:val="0056B3"/>
+                  <w:u w:val="single"/>
+                  <w:b/>
+                  <w:sz w:val="19"/>
+                </w:rPr>
+                <w:t>https://frontend-rosy-phi-23.vercel.app/admin</w:t>
+              </w:r>
+            </w:hyperlink>
+          </w:p>
+        </w:tc>
+        <w:tc>
+          <w:tcPr>
+            <w:tcW w:type="dxa" w:w="3312"/>
+            <w:tcMar>
+              <w:top w:w="80" w:type="dxa"/>
+              <w:bottom w:w="80" w:type="dxa"/>
+              <w:left w:w="100" w:type="dxa"/>
+              <w:right w:w="100" w:type="dxa"/>
+            </w:tcMar>
+            <w:shd w:fill="F8FAFC"/>
+          </w:tcPr>
+          <w:p>
+            <w:r>
+              <w:rPr>
+                <w:sz w:val="16"/>
+              </w:rPr>
+              <w:t>Tab 7: Test live multilingual SMS push &amp; dispatch automated voice calls</w:t>
+            </w:r>
+          </w:p>
+        </w:tc>
+      </w:tr>
+      <w:tr>
+        <w:tc>
+          <w:tcPr>
+            <w:tcW w:type="dxa" w:w="3312"/>
+            <w:tcMar>
+              <w:top w:w="80" w:type="dxa"/>
+              <w:bottom w:w="80" w:type="dxa"/>
+              <w:left w:w="100" w:type="dxa"/>
+              <w:right w:w="100" w:type="dxa"/>
+            </w:tcMar>
+          </w:tcPr>
+          <w:p>
+            <w:r>
+              <w:rPr>
+                <w:sz w:val="16"/>
+              </w:rPr>
+              <w:t>Evacuation Shelters Directory</w:t>
+            </w:r>
+          </w:p>
+        </w:tc>
+        <w:tc>
+          <w:tcPr>
+            <w:tcW w:type="dxa" w:w="3312"/>
+            <w:tcMar>
+              <w:top w:w="80" w:type="dxa"/>
+              <w:bottom w:w="80" w:type="dxa"/>
+              <w:left w:w="100" w:type="dxa"/>
+              <w:right w:w="100" w:type="dxa"/>
+            </w:tcMar>
+          </w:tcPr>
+          <w:p>
+            <w:hyperlink r:id="rId14">
+              <w:r>
+                <w:rPr>
+                  <w:color w:val="0056B3"/>
+                  <w:u w:val="single"/>
+                  <w:b/>
+                  <w:sz w:val="19"/>
+                </w:rPr>
+                <w:t>https://frontend-rosy-phi-23.vercel.app/shelters</w:t>
+              </w:r>
+            </w:hyperlink>
+          </w:p>
+        </w:tc>
+        <w:tc>
+          <w:tcPr>
+            <w:tcW w:type="dxa" w:w="3312"/>
+            <w:tcMar>
+              <w:top w:w="80" w:type="dxa"/>
+              <w:bottom w:w="80" w:type="dxa"/>
+              <w:left w:w="100" w:type="dxa"/>
+              <w:right w:w="100" w:type="dxa"/>
+            </w:tcMar>
+          </w:tcPr>
+          <w:p>
+            <w:r>
+              <w:rPr>
+                <w:sz w:val="16"/>
+              </w:rPr>
+              <w:t>High-ground shelter capacities, GPS coordinates &amp; emergency supply tracking</w:t>
+            </w:r>
+          </w:p>
+        </w:tc>
+      </w:tr>
+      <w:tr>
+        <w:tc>
+          <w:tcPr>
+            <w:tcW w:type="dxa" w:w="3312"/>
+            <w:tcMar>
+              <w:top w:w="80" w:type="dxa"/>
+              <w:bottom w:w="80" w:type="dxa"/>
+              <w:left w:w="100" w:type="dxa"/>
+              <w:right w:w="100" w:type="dxa"/>
+            </w:tcMar>
+            <w:shd w:fill="F8FAFC"/>
+          </w:tcPr>
+          <w:p>
+            <w:r>
+              <w:rPr>
+                <w:sz w:val="16"/>
+              </w:rPr>
+              <w:t>Citizen Emergency Guidebook</w:t>
+            </w:r>
+          </w:p>
+        </w:tc>
+        <w:tc>
+          <w:tcPr>
+            <w:tcW w:type="dxa" w:w="3312"/>
+            <w:tcMar>
+              <w:top w:w="80" w:type="dxa"/>
+              <w:bottom w:w="80" w:type="dxa"/>
+              <w:left w:w="100" w:type="dxa"/>
+              <w:right w:w="100" w:type="dxa"/>
+            </w:tcMar>
+            <w:shd w:fill="F8FAFC"/>
+          </w:tcPr>
+          <w:p>
             <w:hyperlink r:id="rId15">
+              <w:r>
+                <w:rPr>
+                  <w:color w:val="0056B3"/>
+                  <w:u w:val="single"/>
+                  <w:b/>
+                  <w:sz w:val="19"/>
+                </w:rPr>
+                <w:t>https://frontend-rosy-phi-23.vercel.app/guidebook</w:t>
+              </w:r>
+            </w:hyperlink>
+          </w:p>
+        </w:tc>
+        <w:tc>
+          <w:tcPr>
+            <w:tcW w:type="dxa" w:w="3312"/>
+            <w:tcMar>
+              <w:top w:w="80" w:type="dxa"/>
+              <w:bottom w:w="80" w:type="dxa"/>
+              <w:left w:w="100" w:type="dxa"/>
+              <w:right w:w="100" w:type="dxa"/>
+            </w:tcMar>
+            <w:shd w:fill="F8FAFC"/>
+          </w:tcPr>
+          <w:p>
+            <w:r>
+              <w:rPr>
+                <w:sz w:val="16"/>
+              </w:rPr>
+              <w:t>Offline survival protocols, flash flood evacuation rules &amp; hotlines (112 / 1070)</w:t>
+            </w:r>
+          </w:p>
+        </w:tc>
+      </w:tr>
+      <w:tr>
+        <w:tc>
+          <w:tcPr>
+            <w:tcW w:type="dxa" w:w="3312"/>
+            <w:tcMar>
+              <w:top w:w="80" w:type="dxa"/>
+              <w:bottom w:w="80" w:type="dxa"/>
+              <w:left w:w="100" w:type="dxa"/>
+              <w:right w:w="100" w:type="dxa"/>
+            </w:tcMar>
+          </w:tcPr>
+          <w:p>
+            <w:r>
+              <w:rPr>
+                <w:sz w:val="16"/>
+              </w:rPr>
+              <w:t>Permanent 24/7 Cloud Link (Vercel)</w:t>
+            </w:r>
+          </w:p>
+        </w:tc>
+        <w:tc>
+          <w:tcPr>
+            <w:tcW w:type="dxa" w:w="3312"/>
+            <w:tcMar>
+              <w:top w:w="80" w:type="dxa"/>
+              <w:bottom w:w="80" w:type="dxa"/>
+              <w:left w:w="100" w:type="dxa"/>
+              <w:right w:w="100" w:type="dxa"/>
+            </w:tcMar>
+          </w:tcPr>
+          <w:p>
+            <w:hyperlink r:id="rId9">
+              <w:r>
+                <w:rPr>
+                  <w:color w:val="0056B3"/>
+                  <w:u w:val="single"/>
+                  <w:b/>
+                  <w:sz w:val="19"/>
+                </w:rPr>
+                <w:t>https://frontend-rosy-phi-23.vercel.app</w:t>
+              </w:r>
+            </w:hyperlink>
+          </w:p>
+        </w:tc>
+        <w:tc>
+          <w:tcPr>
+            <w:tcW w:type="dxa" w:w="3312"/>
+            <w:tcMar>
+              <w:top w:w="80" w:type="dxa"/>
+              <w:bottom w:w="80" w:type="dxa"/>
+              <w:left w:w="100" w:type="dxa"/>
+              <w:right w:w="100" w:type="dxa"/>
+            </w:tcMar>
+          </w:tcPr>
+          <w:p>
+            <w:r>
+              <w:rPr>
+                <w:sz w:val="16"/>
+              </w:rPr>
+              <w:t>Permanent production deployment hosted on Vercel's global edge network</w:t>
+            </w:r>
+          </w:p>
+        </w:tc>
+      </w:tr>
+      <w:tr>
+        <w:tc>
+          <w:tcPr>
+            <w:tcW w:type="dxa" w:w="3312"/>
+            <w:tcMar>
+              <w:top w:w="80" w:type="dxa"/>
+              <w:bottom w:w="80" w:type="dxa"/>
+              <w:left w:w="100" w:type="dxa"/>
+              <w:right w:w="100" w:type="dxa"/>
+            </w:tcMar>
+            <w:shd w:fill="F8FAFC"/>
+          </w:tcPr>
+          <w:p>
+            <w:r>
+              <w:rPr>
+                <w:sz w:val="16"/>
+              </w:rPr>
+              <w:t>Official GitHub Repository (Dual-Sync)</w:t>
+            </w:r>
+          </w:p>
+        </w:tc>
+        <w:tc>
+          <w:tcPr>
+            <w:tcW w:type="dxa" w:w="3312"/>
+            <w:tcMar>
+              <w:top w:w="80" w:type="dxa"/>
+              <w:bottom w:w="80" w:type="dxa"/>
+              <w:left w:w="100" w:type="dxa"/>
+              <w:right w:w="100" w:type="dxa"/>
+            </w:tcMar>
+            <w:shd w:fill="F8FAFC"/>
+          </w:tcPr>
+          <w:p>
+            <w:hyperlink r:id="rId16">
               <w:r>
                 <w:rPr>
                   <w:color w:val="0056B3"/>
@@ -751,6 +817,7 @@
               <w:left w:w="100" w:type="dxa"/>
               <w:right w:w="100" w:type="dxa"/>
             </w:tcMar>
+            <w:shd w:fill="F8FAFC"/>
           </w:tcPr>
           <w:p>
             <w:r>
